--- a/public/abstracts/Jon_Mudge.docx
+++ b/public/abstracts/Jon_Mudge.docx
@@ -4,10 +4,27 @@
   <w:body>
     <w:p>
       <w:pPr>
-        <w:pStyle w:val="BodyText"/>
+        <w:pStyle w:val="Normal"/>
         <w:bidi w:val="0"/>
         <w:spacing w:lineRule="auto" w:line="331" w:before="0" w:after="0"/>
         <w:ind w:hanging="0" w:start="0" w:end="0"/>
+        <w:rPr>
+          <w:rFonts w:ascii="Arial;sans-serif" w:hAnsi="Arial;sans-serif"/>
+          <w:b w:val="false"/>
+          <w:i w:val="false"/>
+          <w:i w:val="false"/>
+          <w:caps w:val="false"/>
+          <w:smallCaps w:val="false"/>
+          <w:strike w:val="false"/>
+          <w:dstrike w:val="false"/>
+          <w:color w:val="000000"/>
+          <w:sz w:val="22"/>
+          <w:u w:val="none"/>
+          <w:effect w:val="none"/>
+          <w:shd w:fill="auto" w:val="clear"/>
+        </w:rPr>
+      </w:pPr>
+      <w:r>
         <w:rPr>
           <w:rFonts w:ascii="Arial;sans-serif" w:hAnsi="Arial;sans-serif"/>
           <w:b w:val="false"/>
@@ -22,13 +39,99 @@
           <w:effect w:val="none"/>
           <w:shd w:fill="auto" w:val="clear"/>
         </w:rPr>
-      </w:pPr>
-      <w:bookmarkStart w:id="0" w:name="m_8429509632195516681docs-internal-guid-"/>
-      <w:bookmarkEnd w:id="0"/>
-      <w:r>
+        <w:t>Peptideins and the hidden coding landscape of the 5′ UTR</w:t>
+      </w:r>
+    </w:p>
+    <w:p>
+      <w:pPr>
+        <w:pStyle w:val="Normal"/>
+        <w:spacing w:lineRule="auto" w:line="331" w:before="240" w:after="240"/>
+        <w:ind w:hanging="0" w:start="0" w:end="0"/>
+        <w:rPr>
+          <w:rFonts w:ascii="Aptos;Aptos EmbeddedFont;Aptos MSFontService;Calibri;Helvetica;sans-serif" w:hAnsi="Aptos;Aptos EmbeddedFont;Aptos MSFontService;Calibri;Helvetica;sans-serif"/>
+          <w:color w:val="000000"/>
+          <w:sz w:val="24"/>
+        </w:rPr>
+      </w:pPr>
+      <w:r>
+        <w:rPr>
+          <w:rFonts w:ascii="Aptos;Aptos EmbeddedFont;Aptos MSFontService;Calibri;Helvetica;sans-serif" w:hAnsi="Aptos;Aptos EmbeddedFont;Aptos MSFontService;Calibri;Helvetica;sans-serif"/>
+          <w:color w:val="000000"/>
+          <w:sz w:val="24"/>
+        </w:rPr>
+        <w:t>Advances in ribosome profiling, proteogenomics and immunopeptidomics have revealed a vast population of translated molecules that remain largely invisible to gene annotation. Although experimentally detected, they lack sufficient evidence to be classified as proteins under current frameworks. To address this component of the ‘dark proteome’, we recently proposed the term peptidein: an experimentally detected translation product for which biological function cannot yet be confidently inferred.</w:t>
+      </w:r>
+    </w:p>
+    <w:p>
+      <w:pPr>
+        <w:pStyle w:val="Normal"/>
+        <w:spacing w:lineRule="auto" w:line="331" w:before="240" w:after="240"/>
+        <w:ind w:hanging="0" w:start="0" w:end="0"/>
+        <w:rPr>
+          <w:rFonts w:ascii="Aptos;Aptos EmbeddedFont;Aptos MSFontService;Calibri;Helvetica;sans-serif" w:hAnsi="Aptos;Aptos EmbeddedFont;Aptos MSFontService;Calibri;Helvetica;sans-serif"/>
+          <w:color w:val="000000"/>
+          <w:sz w:val="24"/>
+        </w:rPr>
+      </w:pPr>
+      <w:r>
+        <w:rPr>
+          <w:rFonts w:ascii="Aptos;Aptos EmbeddedFont;Aptos MSFontService;Calibri;Helvetica;sans-serif" w:hAnsi="Aptos;Aptos EmbeddedFont;Aptos MSFontService;Calibri;Helvetica;sans-serif"/>
+          <w:color w:val="000000"/>
+          <w:sz w:val="24"/>
+        </w:rPr>
+        <w:t>Where do peptideins come from? The majority identified thus far originate from regions of the genome that have historically been viewed as non-coding, particularly the 5′ untranslated regions (5′ UTRs) of mRNAs, where thousands of upstream open reading frames (uORFs) are now known to be translated in human. Thus, I will argue that understanding peptideins requires a broader framework for understanding transcript architecture. The 5′ UTR is not merely a regulatory sequence positioned upstream of a coding sequence (CDS). Rather, it is a dynamic translational compartment whose structure is determined by transcription start site (TSS) selection, alternative splicing and the translation of upstream open reading frames (uORFs). Together, these processes generate alternative transcript leaders with distinct translational properties, allowing a single gene to occupy multiple translational states.</w:t>
+      </w:r>
+    </w:p>
+    <w:p>
+      <w:pPr>
+        <w:pStyle w:val="Normal"/>
+        <w:spacing w:lineRule="auto" w:line="331" w:before="240" w:after="240"/>
+        <w:ind w:hanging="0" w:start="0" w:end="0"/>
+        <w:rPr>
+          <w:rFonts w:ascii="Aptos;Aptos EmbeddedFont;Aptos MSFontService;Calibri;Helvetica;sans-serif" w:hAnsi="Aptos;Aptos EmbeddedFont;Aptos MSFontService;Calibri;Helvetica;sans-serif"/>
+          <w:color w:val="000000"/>
+          <w:sz w:val="24"/>
+        </w:rPr>
+      </w:pPr>
+      <w:r>
+        <w:rPr>
+          <w:rFonts w:ascii="Aptos;Aptos EmbeddedFont;Aptos MSFontService;Calibri;Helvetica;sans-serif" w:hAnsi="Aptos;Aptos EmbeddedFont;Aptos MSFontService;Calibri;Helvetica;sans-serif"/>
+          <w:color w:val="000000"/>
+          <w:sz w:val="24"/>
+        </w:rPr>
+        <w:t>Particular emphasis will be placed on the relationship between transcription start site (TSS) switching and uORF translation. By modifying the sequence encountered by the scanning ribosome, alternative transcript architectures can alter both the translation of canonical proteins and the expression of 5′ UTR-derived translons. This creates a direct link between transcript architecture, protein dosage control and the production of peptideins. I will discuss evidence suggesting that such mechanisms are widespread throughout the human genome and may represent a fundamental - yet still largely underappreciated - layer of gene regulation.</w:t>
+      </w:r>
+    </w:p>
+    <w:p>
+      <w:pPr>
+        <w:pStyle w:val="Normal"/>
+        <w:spacing w:lineRule="auto" w:line="331" w:before="240" w:after="240"/>
+        <w:ind w:hanging="0" w:start="0" w:end="0"/>
+        <w:rPr>
+          <w:rFonts w:ascii="Aptos;Aptos EmbeddedFont;Aptos MSFontService;Calibri;Helvetica;sans-serif" w:hAnsi="Aptos;Aptos EmbeddedFont;Aptos MSFontService;Calibri;Helvetica;sans-serif"/>
+          <w:color w:val="000000"/>
+          <w:sz w:val="24"/>
+        </w:rPr>
+      </w:pPr>
+      <w:r>
+        <w:rPr>
+          <w:rFonts w:ascii="Aptos;Aptos EmbeddedFont;Aptos MSFontService;Calibri;Helvetica;sans-serif" w:hAnsi="Aptos;Aptos EmbeddedFont;Aptos MSFontService;Calibri;Helvetica;sans-serif"/>
+          <w:color w:val="000000"/>
+          <w:sz w:val="24"/>
+        </w:rPr>
+        <w:t>Finally, I will explore the implications of this framework for evolution and disease. The 5′ UTR appears to provide a fertile substrate for the emergence of novel CDS, with peptideins potentially representing evolutionary intermediates between regulatory translons and established proteins. At the same time, dysregulation of transcript architecture is increasingly implicated in cancer and other diseases, creating new opportunities for biomarker discovery and immunotherapeutic targeting. Collectively, these observations suggest that the hidden coding landscape of the 5′ UTR is not a biological curiosity, but a major source of proteomic and functional diversity whose significance is only beginning to be understood.</w:t>
+      </w:r>
+    </w:p>
+    <w:p>
+      <w:pPr>
+        <w:pStyle w:val="BodyText"/>
+        <w:bidi w:val="0"/>
+        <w:spacing w:lineRule="auto" w:line="331" w:before="0" w:after="0"/>
+        <w:ind w:hanging="0" w:start="0" w:end="0"/>
         <w:rPr>
           <w:rFonts w:ascii="Arial;sans-serif" w:hAnsi="Arial;sans-serif"/>
           <w:b w:val="false"/>
+          <w:i w:val="false"/>
           <w:i w:val="false"/>
           <w:caps w:val="false"/>
           <w:smallCaps w:val="false"/>
@@ -40,69 +143,6 @@
           <w:effect w:val="none"/>
           <w:shd w:fill="auto" w:val="clear"/>
         </w:rPr>
-        <w:t>Peptideins: a new annotation category for the dark proteome</w:t>
-      </w:r>
-    </w:p>
-    <w:p>
-      <w:pPr>
-        <w:pStyle w:val="BodyText"/>
-        <w:bidi w:val="0"/>
-        <w:ind w:hanging="0" w:start="0" w:end="0"/>
-        <w:jc w:val="start"/>
-        <w:rPr/>
-      </w:pPr>
-      <w:r>
-        <w:rPr/>
-      </w:r>
-      <w:bookmarkStart w:id="1" w:name="m_8429509632195516681docs-internal-guid1"/>
-      <w:bookmarkStart w:id="2" w:name="m_8429509632195516681docs-internal-guid1"/>
-      <w:bookmarkEnd w:id="2"/>
-    </w:p>
-    <w:p>
-      <w:pPr>
-        <w:pStyle w:val="BodyText"/>
-        <w:bidi w:val="0"/>
-        <w:spacing w:lineRule="auto" w:line="331" w:before="0" w:after="0"/>
-        <w:ind w:hanging="0" w:start="0" w:end="0"/>
-        <w:rPr>
-          <w:rFonts w:ascii="Arial;sans-serif" w:hAnsi="Arial;sans-serif"/>
-          <w:b w:val="false"/>
-          <w:i w:val="false"/>
-          <w:caps w:val="false"/>
-          <w:smallCaps w:val="false"/>
-          <w:strike w:val="false"/>
-          <w:dstrike w:val="false"/>
-          <w:color w:val="000000"/>
-          <w:sz w:val="22"/>
-          <w:u w:val="none"/>
-          <w:effect w:val="none"/>
-          <w:shd w:fill="auto" w:val="clear"/>
-        </w:rPr>
-      </w:pPr>
-      <w:r>
-        <w:rPr>
-          <w:rFonts w:ascii="Arial;sans-serif" w:hAnsi="Arial;sans-serif"/>
-          <w:b w:val="false"/>
-          <w:i w:val="false"/>
-          <w:caps w:val="false"/>
-          <w:smallCaps w:val="false"/>
-          <w:strike w:val="false"/>
-          <w:dstrike w:val="false"/>
-          <w:color w:val="000000"/>
-          <w:sz w:val="22"/>
-          <w:u w:val="none"/>
-          <w:effect w:val="none"/>
-          <w:shd w:fill="auto" w:val="clear"/>
-        </w:rPr>
-        <w:t xml:space="preserve">The drive to interpret human biology and disease is supported by ongoing efforts to elucidate protein function. Today, new scientific insights allow us to understand far more about proteins than was possible when genome annotation efforts began. However, paradigm shifts, while improving the granularity with which proteins are understood, may clash with existing classification systems. This is exemplified by the ‘dark proteome’, a term sometimes used for unannotated protein-like molecules that are experimentally detected but functionally ambiguous. Advances in ribosome profiling, proteogenomics and immunopeptidomics now provide evidence that such translation products are widespread. Reference annotation projects want to classify such molecules in order to aid their study, especially because they are of emerging interest in disease biology. However, their unusual nature has led to them being held back, even though certain canonical proteins share similar characteristics. Here we see parallels with the case of Pluto, which lost its planetary status as new insights into its unusual nature and the discovery of similar objects made this designation untenable. Thus, we present a unified framework to address this classification problem within protein annotation. While the term ‘protein’ will still apply to molecules for which function is known or can be confidently predicted, we introduce the new classification of ‘peptidein’ for experimentally detected translation products that remain functionally obscure at present. Crucially, this framework allows experimentally supported translation products to be incorporated into reference annotation resources, and the implications of this decision will be widespread across science and medicine. </w:t>
-      </w:r>
-    </w:p>
-    <w:p>
-      <w:pPr>
-        <w:pStyle w:val="Normal"/>
-        <w:bidi w:val="0"/>
-        <w:jc w:val="start"/>
-        <w:rPr/>
       </w:pPr>
       <w:r>
         <w:rPr/>
@@ -115,6 +155,7 @@
       <w:pgNumType w:fmt="decimal"/>
       <w:formProt w:val="false"/>
       <w:textDirection w:val="lrTb"/>
+      <w:docGrid w:type="default" w:linePitch="100" w:charSpace="0"/>
     </w:sectPr>
   </w:body>
 </w:document>
@@ -134,7 +175,6 @@
     </w:rPrDefault>
     <w:pPrDefault>
       <w:pPr>
-        <w:widowControl/>
         <w:suppressAutoHyphens w:val="true"/>
       </w:pPr>
     </w:pPrDefault>
@@ -144,7 +184,10 @@
     <w:qFormat/>
     <w:pPr>
       <w:widowControl/>
+      <w:suppressAutoHyphens w:val="true"/>
       <w:bidi w:val="0"/>
+      <w:spacing w:before="0" w:after="0"/>
+      <w:jc w:val="start"/>
     </w:pPr>
     <w:rPr>
       <w:rFonts w:ascii="Liberation Serif" w:hAnsi="Liberation Serif" w:eastAsia="Noto Serif CJK SC" w:cs="Noto Sans Devanagari"/>
@@ -155,6 +198,23 @@
       <w:lang w:val="en-US" w:eastAsia="zh-CN" w:bidi="hi-IN"/>
     </w:rPr>
   </w:style>
+  <w:style w:type="paragraph" w:styleId="Heading3">
+    <w:name w:val="Heading 3"/>
+    <w:basedOn w:val="Heading"/>
+    <w:next w:val="BodyText"/>
+    <w:qFormat/>
+    <w:pPr>
+      <w:spacing w:before="140" w:after="120"/>
+      <w:outlineLvl w:val="2"/>
+    </w:pPr>
+    <w:rPr>
+      <w:rFonts w:ascii="Liberation Serif" w:hAnsi="Liberation Serif" w:eastAsia="Noto Serif CJK SC" w:cs="Noto Sans Devanagari"/>
+      <w:b/>
+      <w:bCs/>
+      <w:sz w:val="28"/>
+      <w:szCs w:val="28"/>
+    </w:rPr>
+  </w:style>
   <w:style w:type="paragraph" w:styleId="Heading">
     <w:name w:val="Heading"/>
     <w:basedOn w:val="Normal"/>
@@ -211,6 +271,29 @@
     </w:pPr>
     <w:rPr>
       <w:rFonts w:cs="Noto Sans Devanagari"/>
+    </w:rPr>
+  </w:style>
+  <w:style w:type="paragraph" w:styleId="TableContents">
+    <w:name w:val="Table Contents"/>
+    <w:basedOn w:val="Normal"/>
+    <w:qFormat/>
+    <w:pPr>
+      <w:widowControl w:val="false"/>
+      <w:suppressLineNumbers/>
+    </w:pPr>
+    <w:rPr/>
+  </w:style>
+  <w:style w:type="paragraph" w:styleId="TableHeading">
+    <w:name w:val="Table Heading"/>
+    <w:basedOn w:val="TableContents"/>
+    <w:qFormat/>
+    <w:pPr>
+      <w:suppressLineNumbers/>
+      <w:jc w:val="center"/>
+    </w:pPr>
+    <w:rPr>
+      <w:b/>
+      <w:bCs/>
     </w:rPr>
   </w:style>
 </w:styles>
